--- a/CPFR_VDS_CPH_Docs/TPM/CPFR_PRFAQ_Draft3.docx
+++ b/CPFR_VDS_CPH_Docs/TPM/CPFR_PRFAQ_Draft3.docx
@@ -49,6 +49,7 @@
       <w:pPr>
         <w:pStyle w:val="BodyText"/>
       </w:pPr>
+      <w:commentRangeStart w:id="0"/>
       <w:r>
         <w:rPr>
           <w:b/>
@@ -57,39 +58,24 @@
         <w:t>Plantation, FL — June 2026</w:t>
       </w:r>
       <w:r>
-        <w:t xml:space="preserve"> — Chewy, Inc. (NYSE: CHWY) today announced the integration of its Collaborative Planning, Forecasting &amp; Replenishment (CPFR) program into Chewy Partner Hub (CPH), </w:t>
-      </w:r>
-      <w:proofErr w:type="spellStart"/>
-      <w:r>
-        <w:t>Chewy’s</w:t>
-      </w:r>
-      <w:proofErr w:type="spellEnd"/>
-      <w:r>
-        <w:t xml:space="preserve"> digital platform for supply chain partners.</w:t>
-      </w:r>
-    </w:p>
-    <w:p>
-      <w:pPr>
-        <w:pStyle w:val="BodyText"/>
-      </w:pPr>
-      <w:r>
-        <w:t xml:space="preserve">CPFR is the shared data foundation for </w:t>
-      </w:r>
-      <w:proofErr w:type="spellStart"/>
-      <w:r>
-        <w:t>Chewy’s</w:t>
-      </w:r>
-      <w:proofErr w:type="spellEnd"/>
-      <w:r>
-        <w:t xml:space="preserve"> vendor collaboration model. It provides the forecast, inventory, and replenishment data that In-Stock Managers and vendors reference for order planning, performance monitoring, and joint business alignment—spanning the majority of vendor-facing work across </w:t>
-      </w:r>
-      <w:proofErr w:type="spellStart"/>
-      <w:r>
-        <w:t>Chewy’s</w:t>
-      </w:r>
-      <w:proofErr w:type="spellEnd"/>
-      <w:r>
-        <w:t xml:space="preserve"> supply chain organization. The program currently serves more than 3,200 vendors with line-of-sight to 4,150+. The data platform and portal enhancements announced today are projected to unlock approximately $1.4M in recurring annual cost avoidance through ISM capacity reallocation, vendor enablement, data governance efficiency, and reduced operational exposure. Major retail competitors, including Amazon and Walmart, already provide equivalent portal-based data access to their vendor partners.</w:t>
+        <w:t xml:space="preserve"> — Chewy, Inc. (NYSE: CHWY) today announced the integration of its Collaborative Planning, Forecasting &amp; Replenishment (CPFR) program into Chewy Partner Hub (CPH), Chewy’s digital platform for supply chain partners.</w:t>
+      </w:r>
+      <w:commentRangeEnd w:id="0"/>
+      <w:r>
+        <w:rPr>
+          <w:rStyle w:val="CommentReference"/>
+          <w:sz w:val="20"/>
+          <w:szCs w:val="22"/>
+        </w:rPr>
+        <w:commentReference w:id="0"/>
+      </w:r>
+    </w:p>
+    <w:p>
+      <w:pPr>
+        <w:pStyle w:val="BodyText"/>
+      </w:pPr>
+      <w:r>
+        <w:t>CPFR is the shared data foundation for Chewy’s vendor collaboration model. It provides the forecast, inventory, and replenishment data that In-Stock Managers and vendors reference for order planning, performance monitoring, and joint business alignment—spanning the majority of vendor-facing work across Chewy’s supply chain organization. The program currently serves more than 3,200 vendors with line-of-sight to 4,150+. The data platform and portal enhancements announced today are projected to unlock approximately $1.4M in recurring annual cost avoidance through ISM capacity reallocation, vendor enablement, data governance efficiency, and reduced operational exposure. Major retail competitors, including Amazon and Walmart, already provide equivalent portal-based data access to their vendor partners.</w:t>
       </w:r>
     </w:p>
     <w:p>
@@ -144,25 +130,26 @@
       <w:pPr>
         <w:pStyle w:val="BodyText"/>
       </w:pPr>
+      <w:commentRangeStart w:id="1"/>
       <w:r>
         <w:t>Q: What is the measurable value of the CPFR program today, and what is the operational risk of the current delivery model?</w:t>
       </w:r>
-    </w:p>
-    <w:p>
-      <w:pPr>
-        <w:pStyle w:val="BodyText"/>
-      </w:pPr>
-      <w:r>
-        <w:lastRenderedPageBreak/>
-        <w:t xml:space="preserve">CPFR provides the shared data substrate for vendor collaboration across </w:t>
-      </w:r>
-      <w:proofErr w:type="spellStart"/>
-      <w:r>
-        <w:t>Chewy’s</w:t>
-      </w:r>
-      <w:proofErr w:type="spellEnd"/>
-      <w:r>
-        <w:t xml:space="preserve"> In-Stock organization. ISM vendor-facing work—from order planning to performance monitoring to joint business reviews—depends on CPFR data as a primary input. When CPFR data is disrupted or unavailable, vendor escalations are immediate, routing through the CPFR team and, if unresolved, climbing into merchandising—where they become commercial relationship issues.</w:t>
+      <w:commentRangeEnd w:id="1"/>
+      <w:r>
+        <w:rPr>
+          <w:rStyle w:val="CommentReference"/>
+          <w:sz w:val="20"/>
+          <w:szCs w:val="22"/>
+        </w:rPr>
+        <w:commentReference w:id="1"/>
+      </w:r>
+    </w:p>
+    <w:p>
+      <w:pPr>
+        <w:pStyle w:val="BodyText"/>
+      </w:pPr>
+      <w:r>
+        <w:t>CPFR provides the shared data substrate for vendor collaboration across Chewy’s In-Stock organization. ISM vendor-facing work—from order planning to performance monitoring to joint business reviews—depends on CPFR data as a primary input. When CPFR data is disrupted or unavailable, vendor escalations are immediate, routing through the CPFR team and, if unresolved, climbing into merchandising—where they become commercial relationship issues.</w:t>
       </w:r>
     </w:p>
     <w:p>
@@ -185,9 +172,19 @@
       <w:pPr>
         <w:pStyle w:val="ListBullet"/>
       </w:pPr>
+      <w:commentRangeStart w:id="2"/>
       <w:r>
         <w:t>$5M documented cost avoidance from a single forecast threshold mismatch event; ~$15M estimated annual exposure from recurring threshold issues</w:t>
       </w:r>
+      <w:commentRangeEnd w:id="2"/>
+      <w:r>
+        <w:rPr>
+          <w:rStyle w:val="CommentReference"/>
+          <w:sz w:val="20"/>
+          <w:szCs w:val="22"/>
+        </w:rPr>
+        <w:commentReference w:id="2"/>
+      </w:r>
     </w:p>
     <w:p>
       <w:pPr>
@@ -202,15 +199,7 @@
         <w:pStyle w:val="ListBullet"/>
       </w:pPr>
       <w:r>
-        <w:t>Cross-system data discrepancies (CPFR vs. VDS) flagged by Nestlé Purina, Mars, and Blue Buffalo—</w:t>
-      </w:r>
-      <w:proofErr w:type="spellStart"/>
-      <w:r>
-        <w:t>Chewy’s</w:t>
-      </w:r>
-      <w:proofErr w:type="spellEnd"/>
-      <w:r>
-        <w:t xml:space="preserve"> most strategic vendor relationships—requiring 4–6 people across teams for 1–2 days per incident to triage</w:t>
+        <w:t>Cross-system data discrepancies (CPFR vs. VDS) flagged by Nestlé Purina, Mars, and Blue Buffalo—Chewy’s most strategic vendor relationships—requiring 4–6 people across teams for 1–2 days per incident to triage</w:t>
       </w:r>
     </w:p>
     <w:p>
@@ -233,9 +222,19 @@
       <w:pPr>
         <w:pStyle w:val="BodyText"/>
       </w:pPr>
+      <w:commentRangeStart w:id="3"/>
       <w:r>
         <w:t>Q: This initiative was submitted for OP1 funding and didn’t make the cut. Why invest through allocation now?</w:t>
       </w:r>
+      <w:commentRangeEnd w:id="3"/>
+      <w:r>
+        <w:rPr>
+          <w:rStyle w:val="CommentReference"/>
+          <w:sz w:val="20"/>
+          <w:szCs w:val="22"/>
+        </w:rPr>
+        <w:commentReference w:id="3"/>
+      </w:r>
     </w:p>
     <w:p>
       <w:pPr>
@@ -273,9 +272,19 @@
       <w:pPr>
         <w:pStyle w:val="BodyText"/>
       </w:pPr>
+      <w:commentRangeStart w:id="4"/>
       <w:r>
         <w:t>Q: What engineering resources are required, and what is the critical path?</w:t>
       </w:r>
+      <w:commentRangeEnd w:id="4"/>
+      <w:r>
+        <w:rPr>
+          <w:rStyle w:val="CommentReference"/>
+          <w:sz w:val="20"/>
+          <w:szCs w:val="22"/>
+        </w:rPr>
+        <w:commentReference w:id="4"/>
+      </w:r>
     </w:p>
     <w:p>
       <w:pPr>
@@ -306,7 +315,6 @@
         <w:pStyle w:val="BodyText"/>
       </w:pPr>
       <w:r>
-        <w:lastRenderedPageBreak/>
         <w:t>VDS is a premium analytics service providing broad supply chain intelligence to 65 strategic vendors ($400K entry + 3% of COGS, plus $250K for API access). CPFR provides a narrower dataset—forecast, inventory, and replenishment data—at no cost to all 3,200+ enrolled vendors. The two serve fundamentally different needs and populations. The CPFR module in CPH does not replicate VDS; it provides self-service access to the tactical planning data that the vast majority of vendors depend on daily. Critically, both systems will draw from the same governed semantic data layer, eliminating the cross-system discrepancies that have required multi-day triage when strategic vendors cross-referenced the two.</w:t>
       </w:r>
     </w:p>
@@ -465,7 +473,6 @@
         <w:pStyle w:val="BodyText"/>
       </w:pPr>
       <w:r>
-        <w:lastRenderedPageBreak/>
         <w:t>Q: How do I manage who on my team has access?</w:t>
       </w:r>
     </w:p>
@@ -577,11 +584,121 @@
     <w:sectPr>
       <w:pgSz w:w="12240" w:h="15840"/>
       <w:pgMar w:top="720" w:right="720" w:bottom="720" w:left="720" w:header="708" w:footer="708" w:gutter="0"/>
+      <w:lnNumType w:countBy="1" w:restart="continuous"/>
       <w:cols w:space="720"/>
       <w:docGrid w:linePitch="360"/>
     </w:sectPr>
   </w:body>
 </w:document>
+</file>
+
+<file path=word/comments.xml><?xml version="1.0" encoding="utf-8"?>
+<w:comments xmlns:wpc="http://schemas.microsoft.com/office/word/2010/wordprocessingCanvas" xmlns:cx="http://schemas.microsoft.com/office/drawing/2014/chartex" xmlns:cx1="http://schemas.microsoft.com/office/drawing/2015/9/8/chartex" xmlns:cx2="http://schemas.microsoft.com/office/drawing/2015/10/21/chartex" xmlns:cx3="http://schemas.microsoft.com/office/drawing/2016/5/9/chartex" xmlns:cx4="http://schemas.microsoft.com/office/drawing/2016/5/10/chartex" xmlns:cx5="http://schemas.microsoft.com/office/drawing/2016/5/11/chartex" xmlns:cx6="http://schemas.microsoft.com/office/drawing/2016/5/12/chartex" xmlns:cx7="http://schemas.microsoft.com/office/drawing/2016/5/13/chartex" xmlns:cx8="http://schemas.microsoft.com/office/drawing/2016/5/14/chartex" xmlns:mc="http://schemas.openxmlformats.org/markup-compatibility/2006" xmlns:aink="http://schemas.microsoft.com/office/drawing/2016/ink" xmlns:am3d="http://schemas.microsoft.com/office/drawing/2017/model3d" xmlns:o="urn:schemas-microsoft-com:office:office" xmlns:oel="http://schemas.microsoft.com/office/2019/extlst" xmlns:r="http://schemas.openxmlformats.org/officeDocument/2006/relationships" xmlns:m="http://schemas.openxmlformats.org/officeDocument/2006/math" xmlns:v="urn:schemas-microsoft-com:vml" xmlns:wp14="http://schemas.microsoft.com/office/word/2010/wordprocessingDrawing" xmlns:wp="http://schemas.openxmlformats.org/drawingml/2006/wordprocessingDrawing" xmlns:w10="urn:schemas-microsoft-com:office:word" xmlns:w="http://schemas.openxmlformats.org/wordprocessingml/2006/main" xmlns:w14="http://schemas.microsoft.com/office/word/2010/wordml" xmlns:w15="http://schemas.microsoft.com/office/word/2012/wordml" xmlns:w16cex="http://schemas.microsoft.com/office/word/2018/wordml/cex" xmlns:w16cid="http://schemas.microsoft.com/office/word/2016/wordml/cid" xmlns:w16="http://schemas.microsoft.com/office/word/2018/wordml" xmlns:w16du="http://schemas.microsoft.com/office/word/2023/wordml/word16du" xmlns:w16sdtdh="http://schemas.microsoft.com/office/word/2020/wordml/sdtdatahash" xmlns:w16sdtfl="http://schemas.microsoft.com/office/word/2024/wordml/sdtformatlock" xmlns:w16se="http://schemas.microsoft.com/office/word/2015/wordml/symex" xmlns:wpg="http://schemas.microsoft.com/office/word/2010/wordprocessingGroup" xmlns:wpi="http://schemas.microsoft.com/office/word/2010/wordprocessingInk" xmlns:wne="http://schemas.microsoft.com/office/word/2006/wordml" xmlns:wps="http://schemas.microsoft.com/office/word/2010/wordprocessingShape" mc:Ignorable="w14 w15 w16se w16cid w16 w16cex w16sdtdh w16sdtfl w16du wp14">
+  <w:comment w:id="0" w:author="Phanindher Patlola" w:date="2026-03-11T12:25:00Z" w:initials="PP">
+    <w:p>
+      <w:pPr>
+        <w:pStyle w:val="CommentText"/>
+      </w:pPr>
+      <w:r>
+        <w:rPr>
+          <w:rStyle w:val="CommentReference"/>
+        </w:rPr>
+        <w:annotationRef/>
+      </w:r>
+      <w:r>
+        <w:t>We should also include chargebacks as part of the announcement</w:t>
+      </w:r>
+    </w:p>
+  </w:comment>
+  <w:comment w:id="1" w:author="Phanindher Patlola" w:date="2026-03-11T12:27:00Z" w:initials="PP">
+    <w:p>
+      <w:pPr>
+        <w:pStyle w:val="CommentText"/>
+      </w:pPr>
+      <w:r>
+        <w:rPr>
+          <w:rStyle w:val="CommentReference"/>
+        </w:rPr>
+        <w:annotationRef/>
+      </w:r>
+      <w:r>
+        <w:t>For PR FAQ, we should assume that the product is already launched. I think you can reframe the question as “what was the risk” and adjust your narrative</w:t>
+      </w:r>
+    </w:p>
+  </w:comment>
+  <w:comment w:id="2" w:author="Steven Palmer" w:date="2026-03-11T12:23:00Z" w:initials="SP">
+    <w:p>
+      <w:r>
+        <w:annotationRef/>
+      </w:r>
+      <w:r>
+        <w:t>how did we calculate this data?</w:t>
+      </w:r>
+    </w:p>
+  </w:comment>
+  <w:comment w:id="3" w:author="Phanindher Patlola" w:date="2026-03-11T12:28:00Z" w:initials="PP">
+    <w:p>
+      <w:pPr>
+        <w:pStyle w:val="CommentText"/>
+      </w:pPr>
+      <w:r>
+        <w:rPr>
+          <w:rStyle w:val="CommentReference"/>
+        </w:rPr>
+        <w:annotationRef/>
+      </w:r>
+      <w:r>
+        <w:t>Same feedback - assume product is already launched</w:t>
+      </w:r>
+    </w:p>
+  </w:comment>
+  <w:comment w:id="4" w:author="Phanindher Patlola" w:date="2026-03-11T12:28:00Z" w:initials="PP">
+    <w:p>
+      <w:pPr>
+        <w:pStyle w:val="CommentText"/>
+      </w:pPr>
+      <w:r>
+        <w:rPr>
+          <w:rStyle w:val="CommentReference"/>
+        </w:rPr>
+        <w:annotationRef/>
+      </w:r>
+      <w:r>
+        <w:t>Doesn’t belong in PR FAQ</w:t>
+      </w:r>
+    </w:p>
+  </w:comment>
+</w:comments>
+</file>
+
+<file path=word/commentsExtended.xml><?xml version="1.0" encoding="utf-8"?>
+<w15:commentsEx xmlns:wpc="http://schemas.microsoft.com/office/word/2010/wordprocessingCanvas" xmlns:cx="http://schemas.microsoft.com/office/drawing/2014/chartex" xmlns:cx1="http://schemas.microsoft.com/office/drawing/2015/9/8/chartex" xmlns:cx2="http://schemas.microsoft.com/office/drawing/2015/10/21/chartex" xmlns:cx3="http://schemas.microsoft.com/office/drawing/2016/5/9/chartex" xmlns:cx4="http://schemas.microsoft.com/office/drawing/2016/5/10/chartex" xmlns:cx5="http://schemas.microsoft.com/office/drawing/2016/5/11/chartex" xmlns:cx6="http://schemas.microsoft.com/office/drawing/2016/5/12/chartex" xmlns:cx7="http://schemas.microsoft.com/office/drawing/2016/5/13/chartex" xmlns:cx8="http://schemas.microsoft.com/office/drawing/2016/5/14/chartex" xmlns:mc="http://schemas.openxmlformats.org/markup-compatibility/2006" xmlns:aink="http://schemas.microsoft.com/office/drawing/2016/ink" xmlns:am3d="http://schemas.microsoft.com/office/drawing/2017/model3d" xmlns:o="urn:schemas-microsoft-com:office:office" xmlns:oel="http://schemas.microsoft.com/office/2019/extlst" xmlns:r="http://schemas.openxmlformats.org/officeDocument/2006/relationships" xmlns:m="http://schemas.openxmlformats.org/officeDocument/2006/math" xmlns:v="urn:schemas-microsoft-com:vml" xmlns:wp14="http://schemas.microsoft.com/office/word/2010/wordprocessingDrawing" xmlns:wp="http://schemas.openxmlformats.org/drawingml/2006/wordprocessingDrawing" xmlns:w10="urn:schemas-microsoft-com:office:word" xmlns:w="http://schemas.openxmlformats.org/wordprocessingml/2006/main" xmlns:w14="http://schemas.microsoft.com/office/word/2010/wordml" xmlns:w15="http://schemas.microsoft.com/office/word/2012/wordml" xmlns:w16cex="http://schemas.microsoft.com/office/word/2018/wordml/cex" xmlns:w16cid="http://schemas.microsoft.com/office/word/2016/wordml/cid" xmlns:w16="http://schemas.microsoft.com/office/word/2018/wordml" xmlns:w16du="http://schemas.microsoft.com/office/word/2023/wordml/word16du" xmlns:w16sdtdh="http://schemas.microsoft.com/office/word/2020/wordml/sdtdatahash" xmlns:w16sdtfl="http://schemas.microsoft.com/office/word/2024/wordml/sdtformatlock" xmlns:w16se="http://schemas.microsoft.com/office/word/2015/wordml/symex" xmlns:wpg="http://schemas.microsoft.com/office/word/2010/wordprocessingGroup" xmlns:wpi="http://schemas.microsoft.com/office/word/2010/wordprocessingInk" xmlns:wne="http://schemas.microsoft.com/office/word/2006/wordml" xmlns:wps="http://schemas.microsoft.com/office/word/2010/wordprocessingShape" mc:Ignorable="w14 w15 w16se w16cid w16 w16cex w16sdtdh w16sdtfl w16du wp14">
+  <w15:commentEx w15:paraId="66F85FD6" w15:done="0"/>
+  <w15:commentEx w15:paraId="48C240AA" w15:done="0"/>
+  <w15:commentEx w15:paraId="7658EB07" w15:done="0"/>
+  <w15:commentEx w15:paraId="5CD54BAD" w15:done="0"/>
+  <w15:commentEx w15:paraId="64F30923" w15:done="0"/>
+</w15:commentsEx>
+</file>
+
+<file path=word/commentsExtensible.xml><?xml version="1.0" encoding="utf-8"?>
+<w16cex:commentsExtensible xmlns:wpc="http://schemas.microsoft.com/office/word/2010/wordprocessingCanvas" xmlns:cx="http://schemas.microsoft.com/office/drawing/2014/chartex" xmlns:cx1="http://schemas.microsoft.com/office/drawing/2015/9/8/chartex" xmlns:cx2="http://schemas.microsoft.com/office/drawing/2015/10/21/chartex" xmlns:cx3="http://schemas.microsoft.com/office/drawing/2016/5/9/chartex" xmlns:cx4="http://schemas.microsoft.com/office/drawing/2016/5/10/chartex" xmlns:cx5="http://schemas.microsoft.com/office/drawing/2016/5/11/chartex" xmlns:cx6="http://schemas.microsoft.com/office/drawing/2016/5/12/chartex" xmlns:cx7="http://schemas.microsoft.com/office/drawing/2016/5/13/chartex" xmlns:cx8="http://schemas.microsoft.com/office/drawing/2016/5/14/chartex" xmlns:cr="http://schemas.microsoft.com/office/comments/2020/reactions" xmlns:mc="http://schemas.openxmlformats.org/markup-compatibility/2006" xmlns:aink="http://schemas.microsoft.com/office/drawing/2016/ink" xmlns:am3d="http://schemas.microsoft.com/office/drawing/2017/model3d" xmlns:o="urn:schemas-microsoft-com:office:office" xmlns:oel="http://schemas.microsoft.com/office/2019/extlst" xmlns:r="http://schemas.openxmlformats.org/officeDocument/2006/relationships" xmlns:m="http://schemas.openxmlformats.org/officeDocument/2006/math" xmlns:v="urn:schemas-microsoft-com:vml" xmlns:wp14="http://schemas.microsoft.com/office/word/2010/wordprocessingDrawing" xmlns:wp="http://schemas.openxmlformats.org/drawingml/2006/wordprocessingDrawing" xmlns:w10="urn:schemas-microsoft-com:office:word" xmlns:w="http://schemas.openxmlformats.org/wordprocessingml/2006/main" xmlns:w14="http://schemas.microsoft.com/office/word/2010/wordml" xmlns:w15="http://schemas.microsoft.com/office/word/2012/wordml" xmlns:w16cex="http://schemas.microsoft.com/office/word/2018/wordml/cex" xmlns:w16cid="http://schemas.microsoft.com/office/word/2016/wordml/cid" xmlns:w16="http://schemas.microsoft.com/office/word/2018/wordml" xmlns:w16du="http://schemas.microsoft.com/office/word/2023/wordml/word16du" xmlns:w16sdtdh="http://schemas.microsoft.com/office/word/2020/wordml/sdtdatahash" xmlns:w16sdtfl="http://schemas.microsoft.com/office/word/2024/wordml/sdtformatlock" xmlns:w16se="http://schemas.microsoft.com/office/word/2015/wordml/symex" xmlns:wpg="http://schemas.microsoft.com/office/word/2010/wordprocessingGroup" xmlns:wpi="http://schemas.microsoft.com/office/word/2010/wordprocessingInk" xmlns:wne="http://schemas.microsoft.com/office/word/2006/wordml" xmlns:wps="http://schemas.microsoft.com/office/word/2010/wordprocessingShape" mc:Ignorable="w14 w15 w16se w16cid w16 w16cex w16sdtdh w16sdtfl cr w16du wp14">
+  <w16cex:commentExtensible w16cex:durableId="370910E3" w16cex:dateUtc="2026-03-11T19:25:00Z"/>
+  <w16cex:commentExtensible w16cex:durableId="253EB74D" w16cex:dateUtc="2026-03-11T19:27:00Z"/>
+  <w16cex:commentExtensible w16cex:durableId="0171677A" w16cex:dateUtc="2026-03-11T19:23:00Z"/>
+  <w16cex:commentExtensible w16cex:durableId="1135510D" w16cex:dateUtc="2026-03-11T19:28:00Z"/>
+  <w16cex:commentExtensible w16cex:durableId="2FA86798" w16cex:dateUtc="2026-03-11T19:28:00Z"/>
+</w16cex:commentsExtensible>
+</file>
+
+<file path=word/commentsIds.xml><?xml version="1.0" encoding="utf-8"?>
+<w16cid:commentsIds xmlns:wpc="http://schemas.microsoft.com/office/word/2010/wordprocessingCanvas" xmlns:cx="http://schemas.microsoft.com/office/drawing/2014/chartex" xmlns:cx1="http://schemas.microsoft.com/office/drawing/2015/9/8/chartex" xmlns:cx2="http://schemas.microsoft.com/office/drawing/2015/10/21/chartex" xmlns:cx3="http://schemas.microsoft.com/office/drawing/2016/5/9/chartex" xmlns:cx4="http://schemas.microsoft.com/office/drawing/2016/5/10/chartex" xmlns:cx5="http://schemas.microsoft.com/office/drawing/2016/5/11/chartex" xmlns:cx6="http://schemas.microsoft.com/office/drawing/2016/5/12/chartex" xmlns:cx7="http://schemas.microsoft.com/office/drawing/2016/5/13/chartex" xmlns:cx8="http://schemas.microsoft.com/office/drawing/2016/5/14/chartex" xmlns:mc="http://schemas.openxmlformats.org/markup-compatibility/2006" xmlns:aink="http://schemas.microsoft.com/office/drawing/2016/ink" xmlns:am3d="http://schemas.microsoft.com/office/drawing/2017/model3d" xmlns:o="urn:schemas-microsoft-com:office:office" xmlns:oel="http://schemas.microsoft.com/office/2019/extlst" xmlns:r="http://schemas.openxmlformats.org/officeDocument/2006/relationships" xmlns:m="http://schemas.openxmlformats.org/officeDocument/2006/math" xmlns:v="urn:schemas-microsoft-com:vml" xmlns:wp14="http://schemas.microsoft.com/office/word/2010/wordprocessingDrawing" xmlns:wp="http://schemas.openxmlformats.org/drawingml/2006/wordprocessingDrawing" xmlns:w10="urn:schemas-microsoft-com:office:word" xmlns:w="http://schemas.openxmlformats.org/wordprocessingml/2006/main" xmlns:w14="http://schemas.microsoft.com/office/word/2010/wordml" xmlns:w15="http://schemas.microsoft.com/office/word/2012/wordml" xmlns:w16cex="http://schemas.microsoft.com/office/word/2018/wordml/cex" xmlns:w16cid="http://schemas.microsoft.com/office/word/2016/wordml/cid" xmlns:w16="http://schemas.microsoft.com/office/word/2018/wordml" xmlns:w16du="http://schemas.microsoft.com/office/word/2023/wordml/word16du" xmlns:w16sdtdh="http://schemas.microsoft.com/office/word/2020/wordml/sdtdatahash" xmlns:w16sdtfl="http://schemas.microsoft.com/office/word/2024/wordml/sdtformatlock" xmlns:w16se="http://schemas.microsoft.com/office/word/2015/wordml/symex" xmlns:wpg="http://schemas.microsoft.com/office/word/2010/wordprocessingGroup" xmlns:wpi="http://schemas.microsoft.com/office/word/2010/wordprocessingInk" xmlns:wne="http://schemas.microsoft.com/office/word/2006/wordml" xmlns:wps="http://schemas.microsoft.com/office/word/2010/wordprocessingShape" mc:Ignorable="w14 w15 w16se w16cid w16 w16cex w16sdtdh w16sdtfl w16du wp14">
+  <w16cid:commentId w16cid:paraId="66F85FD6" w16cid:durableId="370910E3"/>
+  <w16cid:commentId w16cid:paraId="48C240AA" w16cid:durableId="253EB74D"/>
+  <w16cid:commentId w16cid:paraId="7658EB07" w16cid:durableId="0171677A"/>
+  <w16cid:commentId w16cid:paraId="5CD54BAD" w16cid:durableId="1135510D"/>
+  <w16cid:commentId w16cid:paraId="64F30923" w16cid:durableId="2FA86798"/>
+</w16cid:commentsIds>
 </file>
 
 <file path=word/numbering.xml><?xml version="1.0" encoding="utf-8"?>
@@ -876,31 +993,42 @@
       <w:startOverride w:val="1"/>
     </w:lvlOverride>
   </w:num>
-  <w:num w:numId="2" w16cid:durableId="36201697">
+  <w:num w:numId="2" w16cid:durableId="1571040915">
+    <w:abstractNumId w:val="0"/>
+  </w:num>
+  <w:num w:numId="3" w16cid:durableId="2099524096">
+    <w:abstractNumId w:val="4"/>
+    <w:lvlOverride w:ilvl="0">
+      <w:startOverride w:val="1"/>
+    </w:lvlOverride>
+  </w:num>
+  <w:num w:numId="4" w16cid:durableId="239796609">
+    <w:abstractNumId w:val="2"/>
+    <w:lvlOverride w:ilvl="0">
+      <w:startOverride w:val="1"/>
+    </w:lvlOverride>
+  </w:num>
+  <w:num w:numId="5" w16cid:durableId="36201697">
     <w:abstractNumId w:val="3"/>
     <w:lvlOverride w:ilvl="0">
       <w:startOverride w:val="1"/>
     </w:lvlOverride>
   </w:num>
-  <w:num w:numId="3" w16cid:durableId="239796609">
-    <w:abstractNumId w:val="2"/>
-    <w:lvlOverride w:ilvl="0">
-      <w:startOverride w:val="1"/>
-    </w:lvlOverride>
-  </w:num>
-  <w:num w:numId="4" w16cid:durableId="2099524096">
-    <w:abstractNumId w:val="4"/>
-    <w:lvlOverride w:ilvl="0">
-      <w:startOverride w:val="1"/>
-    </w:lvlOverride>
-  </w:num>
-  <w:num w:numId="5" w16cid:durableId="1571040915">
-    <w:abstractNumId w:val="0"/>
-  </w:num>
   <w:num w:numId="6" w16cid:durableId="747044995">
     <w:abstractNumId w:val="1"/>
   </w:num>
 </w:numbering>
+</file>
+
+<file path=word/people.xml><?xml version="1.0" encoding="utf-8"?>
+<w15:people xmlns:wpc="http://schemas.microsoft.com/office/word/2010/wordprocessingCanvas" xmlns:cx="http://schemas.microsoft.com/office/drawing/2014/chartex" xmlns:cx1="http://schemas.microsoft.com/office/drawing/2015/9/8/chartex" xmlns:cx2="http://schemas.microsoft.com/office/drawing/2015/10/21/chartex" xmlns:cx3="http://schemas.microsoft.com/office/drawing/2016/5/9/chartex" xmlns:cx4="http://schemas.microsoft.com/office/drawing/2016/5/10/chartex" xmlns:cx5="http://schemas.microsoft.com/office/drawing/2016/5/11/chartex" xmlns:cx6="http://schemas.microsoft.com/office/drawing/2016/5/12/chartex" xmlns:cx7="http://schemas.microsoft.com/office/drawing/2016/5/13/chartex" xmlns:cx8="http://schemas.microsoft.com/office/drawing/2016/5/14/chartex" xmlns:mc="http://schemas.openxmlformats.org/markup-compatibility/2006" xmlns:aink="http://schemas.microsoft.com/office/drawing/2016/ink" xmlns:am3d="http://schemas.microsoft.com/office/drawing/2017/model3d" xmlns:o="urn:schemas-microsoft-com:office:office" xmlns:oel="http://schemas.microsoft.com/office/2019/extlst" xmlns:r="http://schemas.openxmlformats.org/officeDocument/2006/relationships" xmlns:m="http://schemas.openxmlformats.org/officeDocument/2006/math" xmlns:v="urn:schemas-microsoft-com:vml" xmlns:wp14="http://schemas.microsoft.com/office/word/2010/wordprocessingDrawing" xmlns:wp="http://schemas.openxmlformats.org/drawingml/2006/wordprocessingDrawing" xmlns:w10="urn:schemas-microsoft-com:office:word" xmlns:w="http://schemas.openxmlformats.org/wordprocessingml/2006/main" xmlns:w14="http://schemas.microsoft.com/office/word/2010/wordml" xmlns:w15="http://schemas.microsoft.com/office/word/2012/wordml" xmlns:w16cex="http://schemas.microsoft.com/office/word/2018/wordml/cex" xmlns:w16cid="http://schemas.microsoft.com/office/word/2016/wordml/cid" xmlns:w16="http://schemas.microsoft.com/office/word/2018/wordml" xmlns:w16du="http://schemas.microsoft.com/office/word/2023/wordml/word16du" xmlns:w16sdtdh="http://schemas.microsoft.com/office/word/2020/wordml/sdtdatahash" xmlns:w16sdtfl="http://schemas.microsoft.com/office/word/2024/wordml/sdtformatlock" xmlns:w16se="http://schemas.microsoft.com/office/word/2015/wordml/symex" xmlns:wpg="http://schemas.microsoft.com/office/word/2010/wordprocessingGroup" xmlns:wpi="http://schemas.microsoft.com/office/word/2010/wordprocessingInk" xmlns:wne="http://schemas.microsoft.com/office/word/2006/wordml" xmlns:wps="http://schemas.microsoft.com/office/word/2010/wordprocessingShape" mc:Ignorable="w14 w15 w16se w16cid w16 w16cex w16sdtdh w16sdtfl w16du wp14">
+  <w15:person w15:author="Phanindher Patlola">
+    <w15:presenceInfo w15:providerId="AD" w15:userId="S::ppatlola@chewy.com::b9a94b35-5f4c-4e79-bd01-ec8b46a972aa"/>
+  </w15:person>
+  <w15:person w15:author="Steven Palmer">
+    <w15:presenceInfo w15:providerId="AD" w15:userId="S::spalmer5@chewy.com::a6db0aa6-0219-4ca8-a21d-98cca6af58e3"/>
+  </w15:person>
+</w15:people>
 </file>
 
 <file path=word/styles.xml><?xml version="1.0" encoding="utf-8"?>
@@ -1545,7 +1673,7 @@
     <w:rsid w:val="007732B8"/>
     <w:pPr>
       <w:numPr>
-        <w:numId w:val="5"/>
+        <w:numId w:val="2"/>
       </w:numPr>
       <w:spacing w:before="120" w:after="120" w:line="264" w:lineRule="auto"/>
       <w:contextualSpacing/>
@@ -1571,6 +1699,83 @@
     <w:rPr>
       <w:rFonts w:asciiTheme="minorHAnsi" w:hAnsiTheme="minorHAnsi"/>
       <w:sz w:val="20"/>
+    </w:rPr>
+  </w:style>
+  <w:style w:type="character" w:styleId="LineNumber">
+    <w:name w:val="line number"/>
+    <w:basedOn w:val="DefaultParagraphFont"/>
+    <w:uiPriority w:val="99"/>
+    <w:semiHidden/>
+    <w:unhideWhenUsed/>
+    <w:rsid w:val="00081A7A"/>
+    <w:rPr>
+      <w:rFonts w:asciiTheme="minorHAnsi" w:hAnsiTheme="minorHAnsi"/>
+      <w:color w:val="7F7F7F" w:themeColor="text1" w:themeTint="80"/>
+      <w:sz w:val="18"/>
+    </w:rPr>
+  </w:style>
+  <w:style w:type="paragraph" w:styleId="CommentText">
+    <w:name w:val="annotation text"/>
+    <w:basedOn w:val="Normal"/>
+    <w:link w:val="CommentTextChar"/>
+    <w:uiPriority w:val="99"/>
+    <w:unhideWhenUsed/>
+    <w:rsid w:val="005B4679"/>
+    <w:rPr>
+      <w:sz w:val="20"/>
+      <w:szCs w:val="20"/>
+    </w:rPr>
+  </w:style>
+  <w:style w:type="character" w:customStyle="1" w:styleId="CommentTextChar">
+    <w:name w:val="Comment Text Char"/>
+    <w:basedOn w:val="DefaultParagraphFont"/>
+    <w:link w:val="CommentText"/>
+    <w:uiPriority w:val="99"/>
+    <w:rsid w:val="005B4679"/>
+    <w:rPr>
+      <w:sz w:val="20"/>
+      <w:szCs w:val="20"/>
+    </w:rPr>
+  </w:style>
+  <w:style w:type="character" w:styleId="CommentReference">
+    <w:name w:val="annotation reference"/>
+    <w:basedOn w:val="DefaultParagraphFont"/>
+    <w:uiPriority w:val="99"/>
+    <w:semiHidden/>
+    <w:unhideWhenUsed/>
+    <w:rsid w:val="005B4679"/>
+    <w:rPr>
+      <w:sz w:val="16"/>
+      <w:szCs w:val="16"/>
+    </w:rPr>
+  </w:style>
+  <w:style w:type="paragraph" w:styleId="CommentSubject">
+    <w:name w:val="annotation subject"/>
+    <w:basedOn w:val="CommentText"/>
+    <w:next w:val="CommentText"/>
+    <w:link w:val="CommentSubjectChar"/>
+    <w:uiPriority w:val="99"/>
+    <w:semiHidden/>
+    <w:unhideWhenUsed/>
+    <w:rsid w:val="003D0113"/>
+    <w:rPr>
+      <w:b/>
+      <w:bCs/>
+    </w:rPr>
+  </w:style>
+  <w:style w:type="character" w:customStyle="1" w:styleId="CommentSubjectChar">
+    <w:name w:val="Comment Subject Char"/>
+    <w:basedOn w:val="CommentTextChar"/>
+    <w:link w:val="CommentSubject"/>
+    <w:uiPriority w:val="99"/>
+    <w:semiHidden/>
+    <w:rsid w:val="003D0113"/>
+    <w:rPr>
+      <w:rFonts w:eastAsia="Times New Roman"/>
+      <w:b/>
+      <w:bCs/>
+      <w:sz w:val="20"/>
+      <w:szCs w:val="20"/>
     </w:rPr>
   </w:style>
 </w:styles>
